--- a/00-首页/题组Word/初赛模拟卷（老·I~IX）/真题版式/初赛模拟卷IX（非有机·学生版·真题版式）.docx
+++ b/00-首页/题组Word/初赛模拟卷（老·I~IX）/真题版式/初赛模拟卷IX（非有机·学生版·真题版式）.docx
@@ -5922,7 +5922,7 @@
       <w:r>
         <w:drawing>
           <wp:inline>
-            <wp:extent cx="3600000" cy="1824433"/>
+            <wp:extent cx="2520000" cy="1277103"/>
             <wp:effectExtent b="0" l="0" r="0" t="0"/>
             <wp:docPr descr="" title="" id="25" name="Picture"/>
             <a:graphic>
@@ -5943,7 +5943,7 @@
                   <pic:spPr bwMode="auto">
                     <a:xfrm>
                       <a:off x="0" y="0"/>
-                      <a:ext cx="3600000" cy="1824433"/>
+                      <a:ext cx="2520000" cy="1277103"/>
                     </a:xfrm>
                     <a:prstGeom prst="rect">
                       <a:avLst/>
@@ -6155,7 +6155,7 @@
       <w:r>
         <w:drawing>
           <wp:inline>
-            <wp:extent cx="3600000" cy="855412"/>
+            <wp:extent cx="2520000" cy="598788"/>
             <wp:effectExtent b="0" l="0" r="0" t="0"/>
             <wp:docPr descr="" title="" id="28" name="Picture"/>
             <a:graphic>
@@ -6176,7 +6176,7 @@
                   <pic:spPr bwMode="auto">
                     <a:xfrm>
                       <a:off x="0" y="0"/>
-                      <a:ext cx="3600000" cy="855412"/>
+                      <a:ext cx="2520000" cy="598788"/>
                     </a:xfrm>
                     <a:prstGeom prst="rect">
                       <a:avLst/>
@@ -9859,7 +9859,7 @@
       <w:r>
         <w:drawing>
           <wp:inline>
-            <wp:extent cx="3240000" cy="3671999"/>
+            <wp:extent cx="1778823" cy="2015999"/>
             <wp:effectExtent b="0" l="0" r="0" t="0"/>
             <wp:docPr descr="" title="" id="37" name="Picture"/>
             <a:graphic>
@@ -9880,7 +9880,7 @@
                   <pic:spPr bwMode="auto">
                     <a:xfrm>
                       <a:off x="0" y="0"/>
-                      <a:ext cx="3240000" cy="3671999"/>
+                      <a:ext cx="1778823" cy="2015999"/>
                     </a:xfrm>
                     <a:prstGeom prst="rect">
                       <a:avLst/>
@@ -9993,7 +9993,7 @@
       <w:r>
         <w:drawing>
           <wp:inline>
-            <wp:extent cx="3600000" cy="2171038"/>
+            <wp:extent cx="2520000" cy="1519727"/>
             <wp:effectExtent b="0" l="0" r="0" t="0"/>
             <wp:docPr descr="" title="" id="40" name="Picture"/>
             <a:graphic>
@@ -10014,7 +10014,7 @@
                   <pic:spPr bwMode="auto">
                     <a:xfrm>
                       <a:off x="0" y="0"/>
-                      <a:ext cx="3600000" cy="2171038"/>
+                      <a:ext cx="2520000" cy="1519727"/>
                     </a:xfrm>
                     <a:prstGeom prst="rect">
                       <a:avLst/>
@@ -10268,7 +10268,7 @@
       <w:r>
         <w:drawing>
           <wp:inline>
-            <wp:extent cx="3600000" cy="691463"/>
+            <wp:extent cx="2520000" cy="484024"/>
             <wp:effectExtent b="0" l="0" r="0" t="0"/>
             <wp:docPr descr="" title="" id="43" name="Picture"/>
             <a:graphic>
@@ -10289,7 +10289,7 @@
                   <pic:spPr bwMode="auto">
                     <a:xfrm>
                       <a:off x="0" y="0"/>
-                      <a:ext cx="3600000" cy="691463"/>
+                      <a:ext cx="2520000" cy="484024"/>
                     </a:xfrm>
                     <a:prstGeom prst="rect">
                       <a:avLst/>
